--- a/doc/协议/LS-XY协议文档.docx
+++ b/doc/协议/LS-XY协议文档.docx
@@ -85,7 +85,6 @@
             <w:insideH w:val="none" w:color="auto" w:sz="0" w:space="0"/>
             <w:insideV w:val="none" w:color="auto" w:sz="0" w:space="0"/>
           </w:tblBorders>
-          <w:shd w:val="clear" w:color="auto" w:fill="auto"/>
           <w:tblCellMar>
             <w:top w:w="15" w:type="dxa"/>
             <w:left w:w="15" w:type="dxa"/>
@@ -361,7 +360,6 @@
             <w:insideH w:val="none" w:color="auto" w:sz="0" w:space="0"/>
             <w:insideV w:val="none" w:color="auto" w:sz="0" w:space="0"/>
           </w:tblBorders>
-          <w:shd w:val="clear" w:color="auto" w:fill="auto"/>
           <w:tblCellMar>
             <w:top w:w="15" w:type="dxa"/>
             <w:left w:w="15" w:type="dxa"/>
@@ -648,7 +646,6 @@
             <w:insideH w:val="none" w:color="auto" w:sz="0" w:space="0"/>
             <w:insideV w:val="none" w:color="auto" w:sz="0" w:space="0"/>
           </w:tblBorders>
-          <w:shd w:val="clear" w:color="auto" w:fill="auto"/>
           <w:tblCellMar>
             <w:top w:w="15" w:type="dxa"/>
             <w:left w:w="15" w:type="dxa"/>
@@ -895,7 +892,6 @@
             <w:insideH w:val="none" w:color="auto" w:sz="0" w:space="0"/>
             <w:insideV w:val="none" w:color="auto" w:sz="0" w:space="0"/>
           </w:tblBorders>
-          <w:shd w:val="clear" w:color="auto" w:fill="auto"/>
           <w:tblCellMar>
             <w:top w:w="15" w:type="dxa"/>
             <w:left w:w="15" w:type="dxa"/>
@@ -1130,7 +1126,6 @@
             <w:insideH w:val="none" w:color="auto" w:sz="0" w:space="0"/>
             <w:insideV w:val="none" w:color="auto" w:sz="0" w:space="0"/>
           </w:tblBorders>
-          <w:shd w:val="clear" w:color="auto" w:fill="auto"/>
           <w:tblCellMar>
             <w:top w:w="15" w:type="dxa"/>
             <w:left w:w="15" w:type="dxa"/>
@@ -1367,7 +1362,6 @@
             <w:insideH w:val="none" w:color="auto" w:sz="0" w:space="0"/>
             <w:insideV w:val="none" w:color="auto" w:sz="0" w:space="0"/>
           </w:tblBorders>
-          <w:shd w:val="clear" w:color="auto" w:fill="auto"/>
           <w:tblCellMar>
             <w:top w:w="15" w:type="dxa"/>
             <w:left w:w="15" w:type="dxa"/>
@@ -1602,7 +1596,6 @@
             <w:insideH w:val="none" w:color="auto" w:sz="0" w:space="0"/>
             <w:insideV w:val="none" w:color="auto" w:sz="0" w:space="0"/>
           </w:tblBorders>
-          <w:shd w:val="clear" w:color="auto" w:fill="auto"/>
           <w:tblCellMar>
             <w:top w:w="15" w:type="dxa"/>
             <w:left w:w="15" w:type="dxa"/>
@@ -1907,7 +1900,6 @@
             <w:insideH w:val="none" w:color="auto" w:sz="0" w:space="0"/>
             <w:insideV w:val="none" w:color="auto" w:sz="0" w:space="0"/>
           </w:tblBorders>
-          <w:shd w:val="clear" w:color="auto" w:fill="auto"/>
           <w:tblCellMar>
             <w:top w:w="15" w:type="dxa"/>
             <w:left w:w="15" w:type="dxa"/>
@@ -2201,7 +2193,6 @@
             <w:insideH w:val="none" w:color="auto" w:sz="0" w:space="0"/>
             <w:insideV w:val="none" w:color="auto" w:sz="0" w:space="0"/>
           </w:tblBorders>
-          <w:shd w:val="clear" w:color="auto" w:fill="auto"/>
           <w:tblCellMar>
             <w:top w:w="15" w:type="dxa"/>
             <w:left w:w="15" w:type="dxa"/>
@@ -2796,7 +2787,6 @@
             <w:insideH w:val="none" w:color="auto" w:sz="0" w:space="0"/>
             <w:insideV w:val="none" w:color="auto" w:sz="0" w:space="0"/>
           </w:tblBorders>
-          <w:shd w:val="clear" w:color="auto" w:fill="auto"/>
           <w:tblCellMar>
             <w:top w:w="15" w:type="dxa"/>
             <w:left w:w="15" w:type="dxa"/>
@@ -3480,6 +3470,7 @@
             <w:insideH w:val="none" w:color="auto" w:sz="0" w:space="0"/>
             <w:insideV w:val="none" w:color="auto" w:sz="0" w:space="0"/>
           </w:tblBorders>
+          <w:shd w:val="clear" w:color="auto" w:fill="auto"/>
           <w:tblCellMar>
             <w:top w:w="15" w:type="dxa"/>
             <w:left w:w="15" w:type="dxa"/>
@@ -4883,6 +4874,386 @@
                 <w:lang w:val="en-US" w:eastAsia="zh-CN" w:bidi="ar"/>
               </w:rPr>
               <w:t>调控数字电位器</w:t>
+            </w:r>
+          </w:p>
+        </w:tc>
+      </w:tr>
+      <w:tr>
+        <w:tblPrEx>
+          <w:tblBorders>
+            <w:top w:val="none" w:color="auto" w:sz="0" w:space="0"/>
+            <w:left w:val="none" w:color="auto" w:sz="0" w:space="0"/>
+            <w:bottom w:val="none" w:color="auto" w:sz="0" w:space="0"/>
+            <w:right w:val="none" w:color="auto" w:sz="0" w:space="0"/>
+            <w:insideH w:val="none" w:color="auto" w:sz="0" w:space="0"/>
+            <w:insideV w:val="none" w:color="auto" w:sz="0" w:space="0"/>
+          </w:tblBorders>
+          <w:tblCellMar>
+            <w:top w:w="15" w:type="dxa"/>
+            <w:left w:w="15" w:type="dxa"/>
+            <w:bottom w:w="15" w:type="dxa"/>
+            <w:right w:w="15" w:type="dxa"/>
+          </w:tblCellMar>
+        </w:tblPrEx>
+        <w:trPr>
+          <w:trHeight w:val="0" w:hRule="atLeast"/>
+          <w:jc w:val="center"/>
+        </w:trPr>
+        <w:tc>
+          <w:tcPr>
+            <w:tcW w:w="790" w:type="dxa"/>
+            <w:tcBorders>
+              <w:top w:val="single" w:color="auto" w:sz="4" w:space="0"/>
+              <w:left w:val="single" w:color="auto" w:sz="4" w:space="0"/>
+              <w:bottom w:val="single" w:color="auto" w:sz="4" w:space="0"/>
+              <w:right w:val="single" w:color="auto" w:sz="4" w:space="0"/>
+            </w:tcBorders>
+            <w:shd w:val="clear" w:color="auto" w:fill="auto"/>
+            <w:tcMar>
+              <w:top w:w="53" w:type="dxa"/>
+              <w:left w:w="105" w:type="dxa"/>
+              <w:bottom w:w="53" w:type="dxa"/>
+              <w:right w:w="105" w:type="dxa"/>
+            </w:tcMar>
+            <w:vAlign w:val="center"/>
+          </w:tcPr>
+          <w:p>
+            <w:pPr>
+              <w:keepNext w:val="0"/>
+              <w:keepLines w:val="0"/>
+              <w:widowControl/>
+              <w:suppressLineNumbers w:val="0"/>
+              <w:snapToGrid w:val="0"/>
+              <w:spacing w:line="240" w:lineRule="auto"/>
+              <w:ind w:left="0" w:leftChars="0" w:right="0" w:rightChars="0" w:firstLine="0" w:firstLineChars="0"/>
+              <w:jc w:val="center"/>
+              <w:rPr>
+                <w:rFonts w:hint="default" w:ascii="Segoe UI Variable Display" w:hAnsi="Segoe UI Variable Display" w:eastAsia="Segoe UI Variable Display" w:cs="Segoe UI Variable Display"/>
+                <w:b w:val="0"/>
+                <w:bCs w:val="0"/>
+                <w:caps w:val="0"/>
+                <w:spacing w:val="0"/>
+                <w:kern w:val="0"/>
+                <w:sz w:val="24"/>
+                <w:szCs w:val="24"/>
+                <w:lang w:val="en-US" w:eastAsia="zh-CN" w:bidi="ar"/>
+              </w:rPr>
+            </w:pPr>
+            <w:r>
+              <w:rPr>
+                <w:rFonts w:hint="eastAsia" w:ascii="Segoe UI Variable Display" w:hAnsi="Segoe UI Variable Display" w:eastAsia="Segoe UI Variable Display" w:cs="Segoe UI Variable Display"/>
+                <w:b w:val="0"/>
+                <w:bCs w:val="0"/>
+                <w:caps w:val="0"/>
+                <w:spacing w:val="0"/>
+                <w:kern w:val="0"/>
+                <w:sz w:val="24"/>
+                <w:szCs w:val="24"/>
+                <w:lang w:val="en-US" w:eastAsia="zh-CN" w:bidi="ar"/>
+              </w:rPr>
+              <w:t>3</w:t>
+            </w:r>
+          </w:p>
+        </w:tc>
+        <w:tc>
+          <w:tcPr>
+            <w:tcW w:w="1570" w:type="dxa"/>
+            <w:tcBorders>
+              <w:top w:val="single" w:color="auto" w:sz="4" w:space="0"/>
+              <w:left w:val="single" w:color="auto" w:sz="4" w:space="0"/>
+              <w:bottom w:val="single" w:color="auto" w:sz="4" w:space="0"/>
+              <w:right w:val="single" w:color="auto" w:sz="4" w:space="0"/>
+            </w:tcBorders>
+            <w:shd w:val="clear" w:color="auto" w:fill="auto"/>
+            <w:tcMar>
+              <w:top w:w="53" w:type="dxa"/>
+              <w:left w:w="105" w:type="dxa"/>
+              <w:bottom w:w="53" w:type="dxa"/>
+              <w:right w:w="105" w:type="dxa"/>
+            </w:tcMar>
+            <w:vAlign w:val="center"/>
+          </w:tcPr>
+          <w:p>
+            <w:pPr>
+              <w:keepNext w:val="0"/>
+              <w:keepLines w:val="0"/>
+              <w:widowControl/>
+              <w:suppressLineNumbers w:val="0"/>
+              <w:snapToGrid w:val="0"/>
+              <w:spacing w:line="240" w:lineRule="auto"/>
+              <w:ind w:left="0" w:leftChars="0" w:right="0" w:rightChars="0" w:firstLine="0" w:firstLineChars="0"/>
+              <w:jc w:val="center"/>
+              <w:rPr>
+                <w:rFonts w:hint="default" w:ascii="Segoe UI Variable Display" w:hAnsi="Segoe UI Variable Display" w:eastAsia="Segoe UI Variable Display" w:cs="Segoe UI Variable Display"/>
+                <w:b w:val="0"/>
+                <w:bCs w:val="0"/>
+                <w:caps w:val="0"/>
+                <w:spacing w:val="0"/>
+                <w:kern w:val="0"/>
+                <w:sz w:val="24"/>
+                <w:szCs w:val="24"/>
+                <w:lang w:val="en-US" w:eastAsia="zh-CN" w:bidi="ar"/>
+              </w:rPr>
+            </w:pPr>
+            <w:r>
+              <w:rPr>
+                <w:rFonts w:hint="eastAsia" w:ascii="Segoe UI Variable Display" w:hAnsi="Segoe UI Variable Display" w:eastAsia="Segoe UI Variable Display" w:cs="Segoe UI Variable Display"/>
+                <w:b w:val="0"/>
+                <w:bCs w:val="0"/>
+                <w:caps w:val="0"/>
+                <w:spacing w:val="0"/>
+                <w:kern w:val="0"/>
+                <w:sz w:val="24"/>
+                <w:szCs w:val="24"/>
+                <w:lang w:val="en-US" w:eastAsia="zh-CN" w:bidi="ar"/>
+              </w:rPr>
+              <w:t>0x03</w:t>
+            </w:r>
+          </w:p>
+        </w:tc>
+        <w:tc>
+          <w:tcPr>
+            <w:tcW w:w="6480" w:type="dxa"/>
+            <w:tcBorders>
+              <w:top w:val="single" w:color="auto" w:sz="4" w:space="0"/>
+              <w:left w:val="single" w:color="auto" w:sz="4" w:space="0"/>
+              <w:bottom w:val="single" w:color="auto" w:sz="4" w:space="0"/>
+              <w:right w:val="single" w:color="auto" w:sz="4" w:space="0"/>
+            </w:tcBorders>
+            <w:shd w:val="clear" w:color="auto" w:fill="auto"/>
+            <w:tcMar>
+              <w:top w:w="53" w:type="dxa"/>
+              <w:left w:w="105" w:type="dxa"/>
+              <w:bottom w:w="53" w:type="dxa"/>
+              <w:right w:w="105" w:type="dxa"/>
+            </w:tcMar>
+            <w:vAlign w:val="center"/>
+          </w:tcPr>
+          <w:p>
+            <w:pPr>
+              <w:keepNext w:val="0"/>
+              <w:keepLines w:val="0"/>
+              <w:widowControl/>
+              <w:suppressLineNumbers w:val="0"/>
+              <w:snapToGrid w:val="0"/>
+              <w:spacing w:line="240" w:lineRule="auto"/>
+              <w:ind w:left="0" w:leftChars="0" w:right="0" w:rightChars="0" w:firstLine="0" w:firstLineChars="0"/>
+              <w:jc w:val="left"/>
+              <w:rPr>
+                <w:rFonts w:hint="default" w:ascii="Segoe UI Variable Display" w:hAnsi="Segoe UI Variable Display" w:eastAsia="Segoe UI Variable Display" w:cs="Segoe UI Variable Display"/>
+                <w:b w:val="0"/>
+                <w:bCs w:val="0"/>
+                <w:caps w:val="0"/>
+                <w:spacing w:val="0"/>
+                <w:kern w:val="0"/>
+                <w:sz w:val="24"/>
+                <w:szCs w:val="24"/>
+                <w:lang w:val="en-US" w:eastAsia="zh-CN" w:bidi="ar"/>
+              </w:rPr>
+            </w:pPr>
+            <w:r>
+              <w:rPr>
+                <w:rFonts w:hint="eastAsia" w:ascii="Segoe UI Variable Display" w:hAnsi="Segoe UI Variable Display" w:eastAsia="Segoe UI Variable Display" w:cs="Segoe UI Variable Display"/>
+                <w:b w:val="0"/>
+                <w:bCs w:val="0"/>
+                <w:caps w:val="0"/>
+                <w:spacing w:val="0"/>
+                <w:kern w:val="0"/>
+                <w:sz w:val="24"/>
+                <w:szCs w:val="24"/>
+                <w:lang w:val="en-US" w:eastAsia="zh-CN" w:bidi="ar"/>
+              </w:rPr>
+              <w:t>设置补偿值</w:t>
+            </w:r>
+          </w:p>
+        </w:tc>
+      </w:tr>
+      <w:tr>
+        <w:tblPrEx>
+          <w:tblBorders>
+            <w:top w:val="none" w:color="auto" w:sz="0" w:space="0"/>
+            <w:left w:val="none" w:color="auto" w:sz="0" w:space="0"/>
+            <w:bottom w:val="none" w:color="auto" w:sz="0" w:space="0"/>
+            <w:right w:val="none" w:color="auto" w:sz="0" w:space="0"/>
+            <w:insideH w:val="none" w:color="auto" w:sz="0" w:space="0"/>
+            <w:insideV w:val="none" w:color="auto" w:sz="0" w:space="0"/>
+          </w:tblBorders>
+          <w:tblCellMar>
+            <w:top w:w="15" w:type="dxa"/>
+            <w:left w:w="15" w:type="dxa"/>
+            <w:bottom w:w="15" w:type="dxa"/>
+            <w:right w:w="15" w:type="dxa"/>
+          </w:tblCellMar>
+        </w:tblPrEx>
+        <w:trPr>
+          <w:trHeight w:val="0" w:hRule="atLeast"/>
+          <w:jc w:val="center"/>
+        </w:trPr>
+        <w:tc>
+          <w:tcPr>
+            <w:tcW w:w="790" w:type="dxa"/>
+            <w:tcBorders>
+              <w:top w:val="single" w:color="auto" w:sz="4" w:space="0"/>
+              <w:left w:val="single" w:color="auto" w:sz="4" w:space="0"/>
+              <w:bottom w:val="single" w:color="auto" w:sz="4" w:space="0"/>
+              <w:right w:val="single" w:color="auto" w:sz="4" w:space="0"/>
+            </w:tcBorders>
+            <w:shd w:val="clear" w:color="auto" w:fill="auto"/>
+            <w:tcMar>
+              <w:top w:w="53" w:type="dxa"/>
+              <w:left w:w="105" w:type="dxa"/>
+              <w:bottom w:w="53" w:type="dxa"/>
+              <w:right w:w="105" w:type="dxa"/>
+            </w:tcMar>
+            <w:vAlign w:val="center"/>
+          </w:tcPr>
+          <w:p>
+            <w:pPr>
+              <w:keepNext w:val="0"/>
+              <w:keepLines w:val="0"/>
+              <w:widowControl/>
+              <w:suppressLineNumbers w:val="0"/>
+              <w:snapToGrid w:val="0"/>
+              <w:spacing w:line="240" w:lineRule="auto"/>
+              <w:ind w:left="0" w:leftChars="0" w:right="0" w:rightChars="0" w:firstLine="0" w:firstLineChars="0"/>
+              <w:jc w:val="center"/>
+              <w:rPr>
+                <w:rFonts w:hint="default" w:ascii="Segoe UI Variable Display" w:hAnsi="Segoe UI Variable Display" w:eastAsia="Segoe UI Variable Display" w:cs="Segoe UI Variable Display"/>
+                <w:b w:val="0"/>
+                <w:bCs w:val="0"/>
+                <w:caps w:val="0"/>
+                <w:spacing w:val="0"/>
+                <w:kern w:val="0"/>
+                <w:sz w:val="24"/>
+                <w:szCs w:val="24"/>
+                <w:lang w:val="en-US" w:eastAsia="zh-CN" w:bidi="ar"/>
+              </w:rPr>
+            </w:pPr>
+            <w:r>
+              <w:rPr>
+                <w:rFonts w:hint="eastAsia" w:ascii="Segoe UI Variable Display" w:hAnsi="Segoe UI Variable Display" w:eastAsia="Segoe UI Variable Display" w:cs="Segoe UI Variable Display"/>
+                <w:b w:val="0"/>
+                <w:bCs w:val="0"/>
+                <w:caps w:val="0"/>
+                <w:spacing w:val="0"/>
+                <w:kern w:val="0"/>
+                <w:sz w:val="24"/>
+                <w:szCs w:val="24"/>
+                <w:lang w:val="en-US" w:eastAsia="zh-CN" w:bidi="ar"/>
+              </w:rPr>
+              <w:t>4</w:t>
+            </w:r>
+          </w:p>
+        </w:tc>
+        <w:tc>
+          <w:tcPr>
+            <w:tcW w:w="1570" w:type="dxa"/>
+            <w:tcBorders>
+              <w:top w:val="single" w:color="auto" w:sz="4" w:space="0"/>
+              <w:left w:val="single" w:color="auto" w:sz="4" w:space="0"/>
+              <w:bottom w:val="single" w:color="auto" w:sz="4" w:space="0"/>
+              <w:right w:val="single" w:color="auto" w:sz="4" w:space="0"/>
+            </w:tcBorders>
+            <w:shd w:val="clear" w:color="auto" w:fill="auto"/>
+            <w:tcMar>
+              <w:top w:w="53" w:type="dxa"/>
+              <w:left w:w="105" w:type="dxa"/>
+              <w:bottom w:w="53" w:type="dxa"/>
+              <w:right w:w="105" w:type="dxa"/>
+            </w:tcMar>
+            <w:vAlign w:val="center"/>
+          </w:tcPr>
+          <w:p>
+            <w:pPr>
+              <w:keepNext w:val="0"/>
+              <w:keepLines w:val="0"/>
+              <w:widowControl/>
+              <w:suppressLineNumbers w:val="0"/>
+              <w:snapToGrid w:val="0"/>
+              <w:spacing w:line="240" w:lineRule="auto"/>
+              <w:ind w:left="0" w:leftChars="0" w:right="0" w:rightChars="0" w:firstLine="0" w:firstLineChars="0"/>
+              <w:jc w:val="center"/>
+              <w:rPr>
+                <w:rFonts w:hint="default" w:ascii="Segoe UI Variable Display" w:hAnsi="Segoe UI Variable Display" w:eastAsia="Segoe UI Variable Display" w:cs="Segoe UI Variable Display"/>
+                <w:b w:val="0"/>
+                <w:bCs w:val="0"/>
+                <w:caps w:val="0"/>
+                <w:spacing w:val="0"/>
+                <w:kern w:val="0"/>
+                <w:sz w:val="24"/>
+                <w:szCs w:val="24"/>
+                <w:lang w:val="en-US" w:eastAsia="zh-CN" w:bidi="ar"/>
+              </w:rPr>
+            </w:pPr>
+            <w:r>
+              <w:rPr>
+                <w:rFonts w:hint="eastAsia" w:ascii="Segoe UI Variable Display" w:hAnsi="Segoe UI Variable Display" w:eastAsia="Segoe UI Variable Display" w:cs="Segoe UI Variable Display"/>
+                <w:b w:val="0"/>
+                <w:bCs w:val="0"/>
+                <w:caps w:val="0"/>
+                <w:spacing w:val="0"/>
+                <w:kern w:val="0"/>
+                <w:sz w:val="24"/>
+                <w:szCs w:val="24"/>
+                <w:lang w:val="en-US" w:eastAsia="zh-CN" w:bidi="ar"/>
+              </w:rPr>
+              <w:t>0x04</w:t>
+            </w:r>
+          </w:p>
+        </w:tc>
+        <w:tc>
+          <w:tcPr>
+            <w:tcW w:w="6480" w:type="dxa"/>
+            <w:tcBorders>
+              <w:top w:val="single" w:color="auto" w:sz="4" w:space="0"/>
+              <w:left w:val="single" w:color="auto" w:sz="4" w:space="0"/>
+              <w:bottom w:val="single" w:color="auto" w:sz="4" w:space="0"/>
+              <w:right w:val="single" w:color="auto" w:sz="4" w:space="0"/>
+            </w:tcBorders>
+            <w:shd w:val="clear" w:color="auto" w:fill="auto"/>
+            <w:tcMar>
+              <w:top w:w="53" w:type="dxa"/>
+              <w:left w:w="105" w:type="dxa"/>
+              <w:bottom w:w="53" w:type="dxa"/>
+              <w:right w:w="105" w:type="dxa"/>
+            </w:tcMar>
+            <w:vAlign w:val="center"/>
+          </w:tcPr>
+          <w:p>
+            <w:pPr>
+              <w:keepNext w:val="0"/>
+              <w:keepLines w:val="0"/>
+              <w:widowControl/>
+              <w:suppressLineNumbers w:val="0"/>
+              <w:snapToGrid w:val="0"/>
+              <w:spacing w:line="240" w:lineRule="auto"/>
+              <w:ind w:left="0" w:leftChars="0" w:right="0" w:rightChars="0" w:firstLine="0" w:firstLineChars="0"/>
+              <w:jc w:val="left"/>
+              <w:rPr>
+                <w:rFonts w:hint="default" w:ascii="Segoe UI Variable Display" w:hAnsi="Segoe UI Variable Display" w:eastAsia="Segoe UI Variable Display" w:cs="Segoe UI Variable Display"/>
+                <w:b w:val="0"/>
+                <w:bCs w:val="0"/>
+                <w:caps w:val="0"/>
+                <w:spacing w:val="0"/>
+                <w:kern w:val="0"/>
+                <w:sz w:val="24"/>
+                <w:szCs w:val="24"/>
+                <w:lang w:val="en-US" w:eastAsia="zh-CN" w:bidi="ar"/>
+              </w:rPr>
+            </w:pPr>
+            <w:r>
+              <w:rPr>
+                <w:rFonts w:hint="eastAsia" w:ascii="Segoe UI Variable Display" w:hAnsi="Segoe UI Variable Display" w:eastAsia="Segoe UI Variable Display" w:cs="Segoe UI Variable Display"/>
+                <w:b w:val="0"/>
+                <w:bCs w:val="0"/>
+                <w:caps w:val="0"/>
+                <w:spacing w:val="0"/>
+                <w:kern w:val="0"/>
+                <w:sz w:val="24"/>
+                <w:szCs w:val="24"/>
+                <w:lang w:val="en-US" w:eastAsia="zh-CN" w:bidi="ar"/>
+              </w:rPr>
+              <w:t>参数保存</w:t>
             </w:r>
           </w:p>
         </w:tc>
@@ -5497,6 +5868,7 @@
             <w:insideH w:val="none" w:color="auto" w:sz="0" w:space="0"/>
             <w:insideV w:val="none" w:color="auto" w:sz="0" w:space="0"/>
           </w:tblBorders>
+          <w:shd w:val="clear" w:color="auto" w:fill="auto"/>
           <w:tblCellMar>
             <w:top w:w="15" w:type="dxa"/>
             <w:left w:w="15" w:type="dxa"/>
@@ -8514,8 +8886,6 @@
               </w:rPr>
               <w:t>1</w:t>
             </w:r>
-            <w:bookmarkStart w:id="0" w:name="_GoBack"/>
-            <w:bookmarkEnd w:id="0"/>
           </w:p>
         </w:tc>
         <w:tc>
@@ -8878,11 +9248,1366 @@
     </w:tbl>
     <w:p>
       <w:pPr>
+        <w:pStyle w:val="5"/>
+        <w:numPr>
+          <w:ilvl w:val="0"/>
+          <w:numId w:val="5"/>
+        </w:numPr>
+        <w:bidi w:val="0"/>
+        <w:rPr>
+          <w:rFonts w:hint="eastAsia"/>
+          <w:lang w:val="en-US" w:eastAsia="zh-CN"/>
+        </w:rPr>
+      </w:pPr>
+      <w:r>
+        <w:rPr>
+          <w:rFonts w:hint="eastAsia"/>
+          <w:lang w:val="en-US" w:eastAsia="zh-CN"/>
+        </w:rPr>
+        <w:t>设置补偿值（命令字：0x03）</w:t>
+      </w:r>
+    </w:p>
+    <w:tbl>
+      <w:tblPr>
+        <w:tblStyle w:val="7"/>
+        <w:tblW w:w="8513" w:type="dxa"/>
+        <w:jc w:val="center"/>
+        <w:tblBorders>
+          <w:top w:val="none" w:color="auto" w:sz="0" w:space="0"/>
+          <w:left w:val="none" w:color="auto" w:sz="0" w:space="0"/>
+          <w:bottom w:val="none" w:color="auto" w:sz="0" w:space="0"/>
+          <w:right w:val="none" w:color="auto" w:sz="0" w:space="0"/>
+          <w:insideH w:val="none" w:color="auto" w:sz="0" w:space="0"/>
+          <w:insideV w:val="none" w:color="auto" w:sz="0" w:space="0"/>
+        </w:tblBorders>
+        <w:shd w:val="clear" w:color="auto" w:fill="auto"/>
+        <w:tblLayout w:type="autofit"/>
+        <w:tblCellMar>
+          <w:top w:w="15" w:type="dxa"/>
+          <w:left w:w="15" w:type="dxa"/>
+          <w:bottom w:w="15" w:type="dxa"/>
+          <w:right w:w="15" w:type="dxa"/>
+        </w:tblCellMar>
+      </w:tblPr>
+      <w:tblGrid>
+        <w:gridCol w:w="693"/>
+        <w:gridCol w:w="1611"/>
+        <w:gridCol w:w="1612"/>
+        <w:gridCol w:w="4597"/>
+      </w:tblGrid>
+      <w:tr>
+        <w:tblPrEx>
+          <w:tblBorders>
+            <w:top w:val="none" w:color="auto" w:sz="0" w:space="0"/>
+            <w:left w:val="none" w:color="auto" w:sz="0" w:space="0"/>
+            <w:bottom w:val="none" w:color="auto" w:sz="0" w:space="0"/>
+            <w:right w:val="none" w:color="auto" w:sz="0" w:space="0"/>
+            <w:insideH w:val="none" w:color="auto" w:sz="0" w:space="0"/>
+            <w:insideV w:val="none" w:color="auto" w:sz="0" w:space="0"/>
+          </w:tblBorders>
+          <w:shd w:val="clear" w:color="auto" w:fill="auto"/>
+        </w:tblPrEx>
+        <w:trPr>
+          <w:trHeight w:val="0" w:hRule="atLeast"/>
+          <w:tblHeader/>
+          <w:jc w:val="center"/>
+        </w:trPr>
+        <w:tc>
+          <w:tcPr>
+            <w:tcW w:w="693" w:type="dxa"/>
+            <w:tcBorders>
+              <w:top w:val="single" w:color="auto" w:sz="4" w:space="0"/>
+              <w:left w:val="single" w:color="auto" w:sz="4" w:space="0"/>
+              <w:bottom w:val="single" w:color="auto" w:sz="4" w:space="0"/>
+              <w:right w:val="single" w:color="auto" w:sz="4" w:space="0"/>
+            </w:tcBorders>
+            <w:shd w:val="clear" w:color="auto" w:fill="E5F2FC"/>
+            <w:tcMar>
+              <w:top w:w="53" w:type="dxa"/>
+              <w:left w:w="105" w:type="dxa"/>
+              <w:bottom w:w="53" w:type="dxa"/>
+              <w:right w:w="105" w:type="dxa"/>
+            </w:tcMar>
+            <w:vAlign w:val="center"/>
+          </w:tcPr>
+          <w:p>
+            <w:pPr>
+              <w:keepNext w:val="0"/>
+              <w:keepLines w:val="0"/>
+              <w:widowControl/>
+              <w:suppressLineNumbers w:val="0"/>
+              <w:snapToGrid w:val="0"/>
+              <w:spacing w:line="240" w:lineRule="auto"/>
+              <w:ind w:left="0" w:leftChars="0" w:right="0" w:rightChars="0" w:firstLine="0" w:firstLineChars="0"/>
+              <w:jc w:val="center"/>
+              <w:rPr>
+                <w:rFonts w:hint="default" w:ascii="Segoe UI Variable Display" w:hAnsi="Segoe UI Variable Display" w:eastAsia="Segoe UI Variable Display" w:cs="Segoe UI Variable Display"/>
+                <w:b/>
+                <w:bCs w:val="0"/>
+                <w:caps w:val="0"/>
+                <w:spacing w:val="0"/>
+                <w:kern w:val="0"/>
+                <w:sz w:val="24"/>
+                <w:szCs w:val="24"/>
+                <w:lang w:val="en-US" w:eastAsia="zh-CN" w:bidi="ar"/>
+              </w:rPr>
+            </w:pPr>
+            <w:r>
+              <w:rPr>
+                <w:rFonts w:hint="eastAsia" w:ascii="Segoe UI Variable Display" w:hAnsi="Segoe UI Variable Display" w:eastAsia="Segoe UI Variable Display" w:cs="Segoe UI Variable Display"/>
+                <w:b/>
+                <w:bCs w:val="0"/>
+                <w:caps w:val="0"/>
+                <w:spacing w:val="0"/>
+                <w:kern w:val="0"/>
+                <w:sz w:val="24"/>
+                <w:szCs w:val="24"/>
+                <w:lang w:val="en-US" w:eastAsia="zh-CN" w:bidi="ar"/>
+              </w:rPr>
+              <w:t>序号</w:t>
+            </w:r>
+          </w:p>
+        </w:tc>
+        <w:tc>
+          <w:tcPr>
+            <w:tcW w:w="1611" w:type="dxa"/>
+            <w:tcBorders>
+              <w:top w:val="single" w:color="auto" w:sz="4" w:space="0"/>
+              <w:left w:val="single" w:color="auto" w:sz="4" w:space="0"/>
+              <w:bottom w:val="single" w:color="auto" w:sz="4" w:space="0"/>
+              <w:right w:val="single" w:color="auto" w:sz="4" w:space="0"/>
+            </w:tcBorders>
+            <w:shd w:val="clear" w:color="auto" w:fill="E5F2FC"/>
+            <w:tcMar>
+              <w:top w:w="53" w:type="dxa"/>
+              <w:left w:w="105" w:type="dxa"/>
+              <w:bottom w:w="53" w:type="dxa"/>
+              <w:right w:w="105" w:type="dxa"/>
+            </w:tcMar>
+            <w:vAlign w:val="center"/>
+          </w:tcPr>
+          <w:p>
+            <w:pPr>
+              <w:keepNext w:val="0"/>
+              <w:keepLines w:val="0"/>
+              <w:widowControl/>
+              <w:suppressLineNumbers w:val="0"/>
+              <w:snapToGrid w:val="0"/>
+              <w:spacing w:line="240" w:lineRule="auto"/>
+              <w:ind w:left="0" w:leftChars="0" w:right="0" w:rightChars="0" w:firstLine="0" w:firstLineChars="0"/>
+              <w:jc w:val="center"/>
+              <w:rPr>
+                <w:rFonts w:ascii="Segoe UI Variable Display" w:hAnsi="Segoe UI Variable Display" w:eastAsia="Segoe UI Variable Display" w:cs="Segoe UI Variable Display"/>
+                <w:b/>
+                <w:bCs w:val="0"/>
+                <w:caps w:val="0"/>
+                <w:spacing w:val="0"/>
+                <w:sz w:val="24"/>
+              </w:rPr>
+            </w:pPr>
+            <w:r>
+              <w:rPr>
+                <w:rFonts w:hint="default" w:ascii="Segoe UI Variable Display" w:hAnsi="Segoe UI Variable Display" w:eastAsia="Segoe UI Variable Display" w:cs="Segoe UI Variable Display"/>
+                <w:b/>
+                <w:bCs w:val="0"/>
+                <w:caps w:val="0"/>
+                <w:spacing w:val="0"/>
+                <w:kern w:val="0"/>
+                <w:sz w:val="24"/>
+                <w:szCs w:val="24"/>
+                <w:lang w:val="en-US" w:eastAsia="zh-CN" w:bidi="ar"/>
+              </w:rPr>
+              <w:t>字段名称</w:t>
+            </w:r>
+          </w:p>
+        </w:tc>
+        <w:tc>
+          <w:tcPr>
+            <w:tcW w:w="1612" w:type="dxa"/>
+            <w:tcBorders>
+              <w:top w:val="single" w:color="auto" w:sz="4" w:space="0"/>
+              <w:left w:val="single" w:color="auto" w:sz="4" w:space="0"/>
+              <w:bottom w:val="single" w:color="auto" w:sz="4" w:space="0"/>
+              <w:right w:val="single" w:color="auto" w:sz="4" w:space="0"/>
+            </w:tcBorders>
+            <w:shd w:val="clear" w:color="auto" w:fill="E5F2FC"/>
+            <w:tcMar>
+              <w:top w:w="53" w:type="dxa"/>
+              <w:left w:w="105" w:type="dxa"/>
+              <w:bottom w:w="53" w:type="dxa"/>
+              <w:right w:w="105" w:type="dxa"/>
+            </w:tcMar>
+            <w:vAlign w:val="center"/>
+          </w:tcPr>
+          <w:p>
+            <w:pPr>
+              <w:keepNext w:val="0"/>
+              <w:keepLines w:val="0"/>
+              <w:widowControl/>
+              <w:suppressLineNumbers w:val="0"/>
+              <w:snapToGrid w:val="0"/>
+              <w:spacing w:line="240" w:lineRule="auto"/>
+              <w:ind w:left="0" w:leftChars="0" w:right="0" w:rightChars="0" w:firstLine="0" w:firstLineChars="0"/>
+              <w:jc w:val="center"/>
+              <w:rPr>
+                <w:rFonts w:hint="default" w:ascii="Segoe UI Variable Display" w:hAnsi="Segoe UI Variable Display" w:eastAsia="Segoe UI Variable Display" w:cs="Segoe UI Variable Display"/>
+                <w:b/>
+                <w:bCs w:val="0"/>
+                <w:caps w:val="0"/>
+                <w:spacing w:val="0"/>
+                <w:sz w:val="24"/>
+              </w:rPr>
+            </w:pPr>
+            <w:r>
+              <w:rPr>
+                <w:rFonts w:hint="default" w:ascii="Segoe UI Variable Display" w:hAnsi="Segoe UI Variable Display" w:eastAsia="Segoe UI Variable Display" w:cs="Segoe UI Variable Display"/>
+                <w:b/>
+                <w:bCs w:val="0"/>
+                <w:caps w:val="0"/>
+                <w:spacing w:val="0"/>
+                <w:kern w:val="0"/>
+                <w:sz w:val="24"/>
+                <w:szCs w:val="24"/>
+                <w:lang w:val="en-US" w:eastAsia="zh-CN" w:bidi="ar"/>
+              </w:rPr>
+              <w:t>长度（Byte）</w:t>
+            </w:r>
+          </w:p>
+        </w:tc>
+        <w:tc>
+          <w:tcPr>
+            <w:tcW w:w="4597" w:type="dxa"/>
+            <w:tcBorders>
+              <w:top w:val="single" w:color="auto" w:sz="4" w:space="0"/>
+              <w:left w:val="single" w:color="auto" w:sz="4" w:space="0"/>
+              <w:bottom w:val="single" w:color="auto" w:sz="4" w:space="0"/>
+              <w:right w:val="single" w:color="auto" w:sz="4" w:space="0"/>
+            </w:tcBorders>
+            <w:shd w:val="clear" w:color="auto" w:fill="E5F2FC"/>
+            <w:tcMar>
+              <w:top w:w="53" w:type="dxa"/>
+              <w:left w:w="105" w:type="dxa"/>
+              <w:bottom w:w="53" w:type="dxa"/>
+              <w:right w:w="105" w:type="dxa"/>
+            </w:tcMar>
+            <w:vAlign w:val="center"/>
+          </w:tcPr>
+          <w:p>
+            <w:pPr>
+              <w:keepNext w:val="0"/>
+              <w:keepLines w:val="0"/>
+              <w:widowControl/>
+              <w:suppressLineNumbers w:val="0"/>
+              <w:snapToGrid w:val="0"/>
+              <w:spacing w:line="240" w:lineRule="auto"/>
+              <w:ind w:left="0" w:leftChars="0" w:right="0" w:rightChars="0" w:firstLine="0" w:firstLineChars="0"/>
+              <w:jc w:val="center"/>
+              <w:rPr>
+                <w:rFonts w:hint="default" w:ascii="Segoe UI Variable Display" w:hAnsi="Segoe UI Variable Display" w:eastAsia="Segoe UI Variable Display" w:cs="Segoe UI Variable Display"/>
+                <w:b/>
+                <w:bCs w:val="0"/>
+                <w:caps w:val="0"/>
+                <w:spacing w:val="0"/>
+                <w:sz w:val="24"/>
+              </w:rPr>
+            </w:pPr>
+            <w:r>
+              <w:rPr>
+                <w:rFonts w:hint="eastAsia" w:ascii="Segoe UI Variable Display" w:hAnsi="Segoe UI Variable Display" w:eastAsia="Segoe UI Variable Display" w:cs="Segoe UI Variable Display"/>
+                <w:b/>
+                <w:bCs w:val="0"/>
+                <w:caps w:val="0"/>
+                <w:spacing w:val="0"/>
+                <w:kern w:val="0"/>
+                <w:sz w:val="24"/>
+                <w:szCs w:val="24"/>
+                <w:lang w:val="en-US" w:eastAsia="zh-CN" w:bidi="ar"/>
+              </w:rPr>
+              <w:t>功能简介</w:t>
+            </w:r>
+          </w:p>
+        </w:tc>
+      </w:tr>
+      <w:tr>
+        <w:tblPrEx>
+          <w:tblBorders>
+            <w:top w:val="none" w:color="auto" w:sz="0" w:space="0"/>
+            <w:left w:val="none" w:color="auto" w:sz="0" w:space="0"/>
+            <w:bottom w:val="none" w:color="auto" w:sz="0" w:space="0"/>
+            <w:right w:val="none" w:color="auto" w:sz="0" w:space="0"/>
+            <w:insideH w:val="none" w:color="auto" w:sz="0" w:space="0"/>
+            <w:insideV w:val="none" w:color="auto" w:sz="0" w:space="0"/>
+          </w:tblBorders>
+          <w:tblCellMar>
+            <w:top w:w="15" w:type="dxa"/>
+            <w:left w:w="15" w:type="dxa"/>
+            <w:bottom w:w="15" w:type="dxa"/>
+            <w:right w:w="15" w:type="dxa"/>
+          </w:tblCellMar>
+        </w:tblPrEx>
+        <w:trPr>
+          <w:trHeight w:val="90" w:hRule="atLeast"/>
+          <w:jc w:val="center"/>
+        </w:trPr>
+        <w:tc>
+          <w:tcPr>
+            <w:tcW w:w="693" w:type="dxa"/>
+            <w:tcBorders>
+              <w:top w:val="single" w:color="auto" w:sz="4" w:space="0"/>
+              <w:left w:val="single" w:color="auto" w:sz="4" w:space="0"/>
+              <w:bottom w:val="single" w:color="auto" w:sz="4" w:space="0"/>
+              <w:right w:val="single" w:color="auto" w:sz="4" w:space="0"/>
+            </w:tcBorders>
+            <w:shd w:val="clear" w:color="auto" w:fill="auto"/>
+            <w:tcMar>
+              <w:top w:w="53" w:type="dxa"/>
+              <w:left w:w="105" w:type="dxa"/>
+              <w:bottom w:w="53" w:type="dxa"/>
+              <w:right w:w="105" w:type="dxa"/>
+            </w:tcMar>
+            <w:vAlign w:val="center"/>
+          </w:tcPr>
+          <w:p>
+            <w:pPr>
+              <w:keepNext w:val="0"/>
+              <w:keepLines w:val="0"/>
+              <w:widowControl/>
+              <w:suppressLineNumbers w:val="0"/>
+              <w:snapToGrid w:val="0"/>
+              <w:spacing w:line="240" w:lineRule="auto"/>
+              <w:ind w:left="0" w:leftChars="0" w:right="0" w:rightChars="0" w:firstLine="0" w:firstLineChars="0"/>
+              <w:jc w:val="center"/>
+              <w:rPr>
+                <w:rFonts w:hint="default" w:ascii="Segoe UI Variable Display" w:hAnsi="Segoe UI Variable Display" w:eastAsia="Segoe UI Variable Display" w:cs="Segoe UI Variable Display"/>
+                <w:b w:val="0"/>
+                <w:bCs w:val="0"/>
+                <w:caps w:val="0"/>
+                <w:spacing w:val="0"/>
+                <w:kern w:val="0"/>
+                <w:sz w:val="24"/>
+                <w:szCs w:val="24"/>
+                <w:lang w:val="en-US" w:eastAsia="zh-CN" w:bidi="ar"/>
+              </w:rPr>
+            </w:pPr>
+            <w:r>
+              <w:rPr>
+                <w:rFonts w:hint="eastAsia" w:ascii="Segoe UI Variable Display" w:hAnsi="Segoe UI Variable Display" w:eastAsia="Segoe UI Variable Display" w:cs="Segoe UI Variable Display"/>
+                <w:b w:val="0"/>
+                <w:bCs w:val="0"/>
+                <w:caps w:val="0"/>
+                <w:spacing w:val="0"/>
+                <w:kern w:val="0"/>
+                <w:sz w:val="24"/>
+                <w:szCs w:val="24"/>
+                <w:lang w:val="en-US" w:eastAsia="zh-CN" w:bidi="ar"/>
+              </w:rPr>
+              <w:t>1</w:t>
+            </w:r>
+          </w:p>
+        </w:tc>
+        <w:tc>
+          <w:tcPr>
+            <w:tcW w:w="1611" w:type="dxa"/>
+            <w:tcBorders>
+              <w:top w:val="single" w:color="auto" w:sz="4" w:space="0"/>
+              <w:left w:val="single" w:color="auto" w:sz="4" w:space="0"/>
+              <w:bottom w:val="single" w:color="auto" w:sz="4" w:space="0"/>
+              <w:right w:val="single" w:color="auto" w:sz="4" w:space="0"/>
+            </w:tcBorders>
+            <w:shd w:val="clear" w:color="auto" w:fill="auto"/>
+            <w:tcMar>
+              <w:top w:w="53" w:type="dxa"/>
+              <w:left w:w="105" w:type="dxa"/>
+              <w:bottom w:w="53" w:type="dxa"/>
+              <w:right w:w="105" w:type="dxa"/>
+            </w:tcMar>
+            <w:vAlign w:val="center"/>
+          </w:tcPr>
+          <w:p>
+            <w:pPr>
+              <w:keepNext w:val="0"/>
+              <w:keepLines w:val="0"/>
+              <w:widowControl/>
+              <w:suppressLineNumbers w:val="0"/>
+              <w:snapToGrid w:val="0"/>
+              <w:spacing w:line="240" w:lineRule="auto"/>
+              <w:ind w:left="0" w:leftChars="0" w:right="0" w:rightChars="0" w:firstLine="0" w:firstLineChars="0"/>
+              <w:jc w:val="center"/>
+              <w:rPr>
+                <w:rFonts w:hint="default" w:ascii="Segoe UI Variable Display" w:hAnsi="Segoe UI Variable Display" w:eastAsia="宋体" w:cs="Segoe UI Variable Display"/>
+                <w:b w:val="0"/>
+                <w:bCs w:val="0"/>
+                <w:caps w:val="0"/>
+                <w:spacing w:val="0"/>
+                <w:sz w:val="24"/>
+                <w:lang w:val="en-US" w:eastAsia="zh-CN"/>
+              </w:rPr>
+            </w:pPr>
+            <w:r>
+              <w:rPr>
+                <w:rFonts w:hint="eastAsia" w:ascii="Segoe UI Variable Display" w:hAnsi="Segoe UI Variable Display" w:eastAsia="宋体" w:cs="Segoe UI Variable Display"/>
+                <w:b w:val="0"/>
+                <w:bCs w:val="0"/>
+                <w:caps w:val="0"/>
+                <w:spacing w:val="0"/>
+                <w:sz w:val="24"/>
+                <w:lang w:val="en-US" w:eastAsia="zh-CN"/>
+              </w:rPr>
+              <w:t>XY通道</w:t>
+            </w:r>
+          </w:p>
+        </w:tc>
+        <w:tc>
+          <w:tcPr>
+            <w:tcW w:w="1612" w:type="dxa"/>
+            <w:tcBorders>
+              <w:top w:val="single" w:color="auto" w:sz="4" w:space="0"/>
+              <w:left w:val="single" w:color="auto" w:sz="4" w:space="0"/>
+              <w:bottom w:val="single" w:color="auto" w:sz="4" w:space="0"/>
+              <w:right w:val="single" w:color="auto" w:sz="4" w:space="0"/>
+            </w:tcBorders>
+            <w:shd w:val="clear" w:color="auto" w:fill="auto"/>
+            <w:tcMar>
+              <w:top w:w="53" w:type="dxa"/>
+              <w:left w:w="105" w:type="dxa"/>
+              <w:bottom w:w="53" w:type="dxa"/>
+              <w:right w:w="105" w:type="dxa"/>
+            </w:tcMar>
+            <w:vAlign w:val="center"/>
+          </w:tcPr>
+          <w:p>
+            <w:pPr>
+              <w:keepNext w:val="0"/>
+              <w:keepLines w:val="0"/>
+              <w:widowControl/>
+              <w:suppressLineNumbers w:val="0"/>
+              <w:snapToGrid w:val="0"/>
+              <w:spacing w:line="240" w:lineRule="auto"/>
+              <w:ind w:left="0" w:leftChars="0" w:right="0" w:rightChars="0" w:firstLine="0" w:firstLineChars="0"/>
+              <w:jc w:val="center"/>
+              <w:rPr>
+                <w:rFonts w:hint="default" w:ascii="Segoe UI Variable Display" w:hAnsi="Segoe UI Variable Display" w:eastAsia="Segoe UI Variable Display" w:cs="Segoe UI Variable Display"/>
+                <w:b w:val="0"/>
+                <w:bCs w:val="0"/>
+                <w:caps w:val="0"/>
+                <w:spacing w:val="0"/>
+                <w:sz w:val="24"/>
+              </w:rPr>
+            </w:pPr>
+            <w:r>
+              <w:rPr>
+                <w:rFonts w:hint="eastAsia" w:ascii="Segoe UI Variable Display" w:hAnsi="Segoe UI Variable Display" w:eastAsia="Segoe UI Variable Display" w:cs="Segoe UI Variable Display"/>
+                <w:b w:val="0"/>
+                <w:bCs w:val="0"/>
+                <w:caps w:val="0"/>
+                <w:spacing w:val="0"/>
+                <w:kern w:val="0"/>
+                <w:sz w:val="24"/>
+                <w:szCs w:val="24"/>
+                <w:lang w:val="en-US" w:eastAsia="zh-CN" w:bidi="ar"/>
+              </w:rPr>
+              <w:t>1</w:t>
+            </w:r>
+          </w:p>
+        </w:tc>
+        <w:tc>
+          <w:tcPr>
+            <w:tcW w:w="4597" w:type="dxa"/>
+            <w:tcBorders>
+              <w:top w:val="single" w:color="auto" w:sz="4" w:space="0"/>
+              <w:left w:val="single" w:color="auto" w:sz="4" w:space="0"/>
+              <w:bottom w:val="single" w:color="auto" w:sz="4" w:space="0"/>
+              <w:right w:val="single" w:color="auto" w:sz="4" w:space="0"/>
+            </w:tcBorders>
+            <w:shd w:val="clear" w:color="auto" w:fill="auto"/>
+            <w:tcMar>
+              <w:top w:w="53" w:type="dxa"/>
+              <w:left w:w="105" w:type="dxa"/>
+              <w:bottom w:w="53" w:type="dxa"/>
+              <w:right w:w="105" w:type="dxa"/>
+            </w:tcMar>
+            <w:vAlign w:val="center"/>
+          </w:tcPr>
+          <w:p>
+            <w:pPr>
+              <w:keepNext w:val="0"/>
+              <w:keepLines w:val="0"/>
+              <w:widowControl/>
+              <w:suppressLineNumbers w:val="0"/>
+              <w:snapToGrid w:val="0"/>
+              <w:spacing w:line="240" w:lineRule="auto"/>
+              <w:ind w:left="0" w:leftChars="0" w:right="0" w:rightChars="0" w:firstLine="0" w:firstLineChars="0"/>
+              <w:jc w:val="left"/>
+              <w:rPr>
+                <w:rFonts w:hint="eastAsia" w:ascii="Segoe UI Variable Display" w:hAnsi="Segoe UI Variable Display" w:eastAsia="宋体" w:cs="Segoe UI Variable Display"/>
+                <w:b w:val="0"/>
+                <w:bCs w:val="0"/>
+                <w:caps w:val="0"/>
+                <w:spacing w:val="0"/>
+                <w:sz w:val="24"/>
+                <w:lang w:val="en-US" w:eastAsia="zh-CN"/>
+              </w:rPr>
+            </w:pPr>
+            <w:r>
+              <w:rPr>
+                <w:rFonts w:hint="eastAsia" w:ascii="Segoe UI Variable Display" w:hAnsi="Segoe UI Variable Display" w:eastAsia="宋体" w:cs="Segoe UI Variable Display"/>
+                <w:b w:val="0"/>
+                <w:bCs w:val="0"/>
+                <w:caps w:val="0"/>
+                <w:spacing w:val="0"/>
+                <w:sz w:val="24"/>
+                <w:lang w:val="en-US" w:eastAsia="zh-CN"/>
+              </w:rPr>
+              <w:t>0x01：选择X通道</w:t>
+            </w:r>
+          </w:p>
+          <w:p>
+            <w:pPr>
+              <w:keepNext w:val="0"/>
+              <w:keepLines w:val="0"/>
+              <w:widowControl/>
+              <w:suppressLineNumbers w:val="0"/>
+              <w:snapToGrid w:val="0"/>
+              <w:spacing w:line="240" w:lineRule="auto"/>
+              <w:ind w:left="0" w:leftChars="0" w:right="0" w:rightChars="0" w:firstLine="0" w:firstLineChars="0"/>
+              <w:jc w:val="left"/>
+              <w:rPr>
+                <w:rFonts w:hint="default" w:ascii="Segoe UI Variable Display" w:hAnsi="Segoe UI Variable Display" w:eastAsia="宋体" w:cs="Segoe UI Variable Display"/>
+                <w:b w:val="0"/>
+                <w:bCs w:val="0"/>
+                <w:caps w:val="0"/>
+                <w:spacing w:val="0"/>
+                <w:sz w:val="24"/>
+                <w:lang w:val="en-US" w:eastAsia="zh-CN"/>
+              </w:rPr>
+            </w:pPr>
+            <w:r>
+              <w:rPr>
+                <w:rFonts w:hint="eastAsia" w:ascii="Segoe UI Variable Display" w:hAnsi="Segoe UI Variable Display" w:eastAsia="宋体" w:cs="Segoe UI Variable Display"/>
+                <w:b w:val="0"/>
+                <w:bCs w:val="0"/>
+                <w:caps w:val="0"/>
+                <w:spacing w:val="0"/>
+                <w:sz w:val="24"/>
+                <w:lang w:val="en-US" w:eastAsia="zh-CN"/>
+              </w:rPr>
+              <w:t>0x02：选择Y通道</w:t>
+            </w:r>
+          </w:p>
+        </w:tc>
+      </w:tr>
+      <w:tr>
+        <w:tblPrEx>
+          <w:tblBorders>
+            <w:top w:val="none" w:color="auto" w:sz="0" w:space="0"/>
+            <w:left w:val="none" w:color="auto" w:sz="0" w:space="0"/>
+            <w:bottom w:val="none" w:color="auto" w:sz="0" w:space="0"/>
+            <w:right w:val="none" w:color="auto" w:sz="0" w:space="0"/>
+            <w:insideH w:val="none" w:color="auto" w:sz="0" w:space="0"/>
+            <w:insideV w:val="none" w:color="auto" w:sz="0" w:space="0"/>
+          </w:tblBorders>
+          <w:tblCellMar>
+            <w:top w:w="15" w:type="dxa"/>
+            <w:left w:w="15" w:type="dxa"/>
+            <w:bottom w:w="15" w:type="dxa"/>
+            <w:right w:w="15" w:type="dxa"/>
+          </w:tblCellMar>
+        </w:tblPrEx>
+        <w:trPr>
+          <w:trHeight w:val="416" w:hRule="atLeast"/>
+          <w:jc w:val="center"/>
+        </w:trPr>
+        <w:tc>
+          <w:tcPr>
+            <w:tcW w:w="693" w:type="dxa"/>
+            <w:tcBorders>
+              <w:top w:val="single" w:color="auto" w:sz="4" w:space="0"/>
+              <w:left w:val="single" w:color="auto" w:sz="4" w:space="0"/>
+              <w:bottom w:val="single" w:color="auto" w:sz="4" w:space="0"/>
+              <w:right w:val="single" w:color="auto" w:sz="4" w:space="0"/>
+            </w:tcBorders>
+            <w:shd w:val="clear" w:color="auto" w:fill="auto"/>
+            <w:tcMar>
+              <w:top w:w="53" w:type="dxa"/>
+              <w:left w:w="105" w:type="dxa"/>
+              <w:bottom w:w="53" w:type="dxa"/>
+              <w:right w:w="105" w:type="dxa"/>
+            </w:tcMar>
+            <w:vAlign w:val="center"/>
+          </w:tcPr>
+          <w:p>
+            <w:pPr>
+              <w:keepNext w:val="0"/>
+              <w:keepLines w:val="0"/>
+              <w:widowControl/>
+              <w:suppressLineNumbers w:val="0"/>
+              <w:snapToGrid w:val="0"/>
+              <w:spacing w:line="240" w:lineRule="auto"/>
+              <w:ind w:left="0" w:leftChars="0" w:right="0" w:rightChars="0" w:firstLine="0" w:firstLineChars="0"/>
+              <w:jc w:val="center"/>
+              <w:rPr>
+                <w:rFonts w:hint="default" w:ascii="Segoe UI Variable Display" w:hAnsi="Segoe UI Variable Display" w:eastAsia="Segoe UI Variable Display" w:cs="Segoe UI Variable Display"/>
+                <w:b w:val="0"/>
+                <w:bCs w:val="0"/>
+                <w:caps w:val="0"/>
+                <w:spacing w:val="0"/>
+                <w:kern w:val="0"/>
+                <w:sz w:val="24"/>
+                <w:szCs w:val="24"/>
+                <w:lang w:val="en-US" w:eastAsia="zh-CN" w:bidi="ar"/>
+              </w:rPr>
+            </w:pPr>
+            <w:r>
+              <w:rPr>
+                <w:rFonts w:hint="eastAsia" w:ascii="Segoe UI Variable Display" w:hAnsi="Segoe UI Variable Display" w:eastAsia="Segoe UI Variable Display" w:cs="Segoe UI Variable Display"/>
+                <w:b w:val="0"/>
+                <w:bCs w:val="0"/>
+                <w:caps w:val="0"/>
+                <w:spacing w:val="0"/>
+                <w:kern w:val="0"/>
+                <w:sz w:val="24"/>
+                <w:szCs w:val="24"/>
+                <w:lang w:val="en-US" w:eastAsia="zh-CN" w:bidi="ar"/>
+              </w:rPr>
+              <w:t>2</w:t>
+            </w:r>
+          </w:p>
+        </w:tc>
+        <w:tc>
+          <w:tcPr>
+            <w:tcW w:w="1611" w:type="dxa"/>
+            <w:tcBorders>
+              <w:top w:val="single" w:color="auto" w:sz="4" w:space="0"/>
+              <w:left w:val="single" w:color="auto" w:sz="4" w:space="0"/>
+              <w:bottom w:val="single" w:color="auto" w:sz="4" w:space="0"/>
+              <w:right w:val="single" w:color="auto" w:sz="4" w:space="0"/>
+            </w:tcBorders>
+            <w:shd w:val="clear" w:color="auto" w:fill="auto"/>
+            <w:tcMar>
+              <w:top w:w="53" w:type="dxa"/>
+              <w:left w:w="105" w:type="dxa"/>
+              <w:bottom w:w="53" w:type="dxa"/>
+              <w:right w:w="105" w:type="dxa"/>
+            </w:tcMar>
+            <w:vAlign w:val="center"/>
+          </w:tcPr>
+          <w:p>
+            <w:pPr>
+              <w:keepNext w:val="0"/>
+              <w:keepLines w:val="0"/>
+              <w:widowControl/>
+              <w:suppressLineNumbers w:val="0"/>
+              <w:snapToGrid w:val="0"/>
+              <w:spacing w:line="240" w:lineRule="auto"/>
+              <w:ind w:left="0" w:leftChars="0" w:right="0" w:rightChars="0" w:firstLine="0" w:firstLineChars="0"/>
+              <w:jc w:val="center"/>
+              <w:rPr>
+                <w:rFonts w:hint="default" w:ascii="Segoe UI Variable Display" w:hAnsi="Segoe UI Variable Display" w:eastAsia="宋体" w:cs="Segoe UI Variable Display"/>
+                <w:b w:val="0"/>
+                <w:bCs w:val="0"/>
+                <w:caps w:val="0"/>
+                <w:spacing w:val="0"/>
+                <w:sz w:val="24"/>
+                <w:lang w:val="en-US" w:eastAsia="zh-CN"/>
+              </w:rPr>
+            </w:pPr>
+            <w:r>
+              <w:rPr>
+                <w:rFonts w:hint="eastAsia" w:ascii="Segoe UI Variable Display" w:hAnsi="Segoe UI Variable Display" w:eastAsia="宋体" w:cs="Segoe UI Variable Display"/>
+                <w:b w:val="0"/>
+                <w:bCs w:val="0"/>
+                <w:caps w:val="0"/>
+                <w:spacing w:val="0"/>
+                <w:sz w:val="24"/>
+                <w:lang w:val="en-US" w:eastAsia="zh-CN"/>
+              </w:rPr>
+              <w:t>补偿值</w:t>
+            </w:r>
+          </w:p>
+        </w:tc>
+        <w:tc>
+          <w:tcPr>
+            <w:tcW w:w="1612" w:type="dxa"/>
+            <w:tcBorders>
+              <w:top w:val="single" w:color="auto" w:sz="4" w:space="0"/>
+              <w:left w:val="single" w:color="auto" w:sz="4" w:space="0"/>
+              <w:bottom w:val="single" w:color="auto" w:sz="4" w:space="0"/>
+              <w:right w:val="single" w:color="auto" w:sz="4" w:space="0"/>
+            </w:tcBorders>
+            <w:shd w:val="clear" w:color="auto" w:fill="auto"/>
+            <w:tcMar>
+              <w:top w:w="53" w:type="dxa"/>
+              <w:left w:w="105" w:type="dxa"/>
+              <w:bottom w:w="53" w:type="dxa"/>
+              <w:right w:w="105" w:type="dxa"/>
+            </w:tcMar>
+            <w:vAlign w:val="center"/>
+          </w:tcPr>
+          <w:p>
+            <w:pPr>
+              <w:keepNext w:val="0"/>
+              <w:keepLines w:val="0"/>
+              <w:widowControl/>
+              <w:suppressLineNumbers w:val="0"/>
+              <w:snapToGrid w:val="0"/>
+              <w:spacing w:line="240" w:lineRule="auto"/>
+              <w:ind w:left="0" w:leftChars="0" w:right="0" w:rightChars="0" w:firstLine="0" w:firstLineChars="0"/>
+              <w:jc w:val="center"/>
+              <w:rPr>
+                <w:rFonts w:hint="default" w:ascii="Segoe UI Variable Display" w:hAnsi="Segoe UI Variable Display" w:eastAsia="Segoe UI Variable Display" w:cs="Segoe UI Variable Display"/>
+                <w:b w:val="0"/>
+                <w:bCs w:val="0"/>
+                <w:caps w:val="0"/>
+                <w:spacing w:val="0"/>
+                <w:kern w:val="0"/>
+                <w:sz w:val="24"/>
+                <w:szCs w:val="24"/>
+                <w:lang w:val="en-US" w:eastAsia="zh-CN" w:bidi="ar"/>
+              </w:rPr>
+            </w:pPr>
+            <w:r>
+              <w:rPr>
+                <w:rFonts w:hint="eastAsia" w:ascii="Segoe UI Variable Display" w:hAnsi="Segoe UI Variable Display" w:eastAsia="Segoe UI Variable Display" w:cs="Segoe UI Variable Display"/>
+                <w:b w:val="0"/>
+                <w:bCs w:val="0"/>
+                <w:caps w:val="0"/>
+                <w:spacing w:val="0"/>
+                <w:kern w:val="0"/>
+                <w:sz w:val="24"/>
+                <w:szCs w:val="24"/>
+                <w:lang w:val="en-US" w:eastAsia="zh-CN" w:bidi="ar"/>
+              </w:rPr>
+              <w:t>2</w:t>
+            </w:r>
+          </w:p>
+        </w:tc>
+        <w:tc>
+          <w:tcPr>
+            <w:tcW w:w="4597" w:type="dxa"/>
+            <w:tcBorders>
+              <w:top w:val="single" w:color="auto" w:sz="4" w:space="0"/>
+              <w:left w:val="single" w:color="auto" w:sz="4" w:space="0"/>
+              <w:bottom w:val="single" w:color="auto" w:sz="4" w:space="0"/>
+              <w:right w:val="single" w:color="auto" w:sz="4" w:space="0"/>
+            </w:tcBorders>
+            <w:shd w:val="clear" w:color="auto" w:fill="auto"/>
+            <w:tcMar>
+              <w:top w:w="53" w:type="dxa"/>
+              <w:left w:w="105" w:type="dxa"/>
+              <w:bottom w:w="53" w:type="dxa"/>
+              <w:right w:w="105" w:type="dxa"/>
+            </w:tcMar>
+            <w:vAlign w:val="center"/>
+          </w:tcPr>
+          <w:p>
+            <w:pPr>
+              <w:keepNext w:val="0"/>
+              <w:keepLines w:val="0"/>
+              <w:widowControl/>
+              <w:suppressLineNumbers w:val="0"/>
+              <w:snapToGrid w:val="0"/>
+              <w:spacing w:line="240" w:lineRule="auto"/>
+              <w:ind w:left="0" w:leftChars="0" w:right="0" w:rightChars="0" w:firstLine="0" w:firstLineChars="0"/>
+              <w:jc w:val="left"/>
+              <w:rPr>
+                <w:rFonts w:hint="default" w:ascii="Segoe UI Variable Display" w:hAnsi="Segoe UI Variable Display" w:eastAsia="宋体" w:cs="Segoe UI Variable Display"/>
+                <w:b w:val="0"/>
+                <w:bCs w:val="0"/>
+                <w:caps w:val="0"/>
+                <w:spacing w:val="0"/>
+                <w:sz w:val="24"/>
+                <w:lang w:val="en-US" w:eastAsia="zh-CN"/>
+              </w:rPr>
+            </w:pPr>
+            <w:r>
+              <w:rPr>
+                <w:rFonts w:hint="eastAsia" w:ascii="Segoe UI Variable Display" w:hAnsi="Segoe UI Variable Display" w:eastAsia="宋体" w:cs="Segoe UI Variable Display"/>
+                <w:b w:val="0"/>
+                <w:bCs w:val="0"/>
+                <w:caps w:val="0"/>
+                <w:spacing w:val="0"/>
+                <w:sz w:val="24"/>
+                <w:lang w:val="en-US" w:eastAsia="zh-CN"/>
+              </w:rPr>
+              <w:t>补偿值范围[-2000,2000]</w:t>
+            </w:r>
+          </w:p>
+        </w:tc>
+      </w:tr>
+    </w:tbl>
+    <w:p>
+      <w:pPr>
         <w:rPr>
           <w:rFonts w:hint="default"/>
           <w:lang w:val="en-US" w:eastAsia="zh-CN"/>
         </w:rPr>
       </w:pPr>
+    </w:p>
+    <w:p>
+      <w:pPr>
+        <w:rPr>
+          <w:rFonts w:hint="default"/>
+          <w:lang w:val="en-US" w:eastAsia="zh-CN"/>
+        </w:rPr>
+      </w:pPr>
+    </w:p>
+    <w:p>
+      <w:pPr>
+        <w:rPr>
+          <w:rFonts w:hint="default"/>
+          <w:lang w:val="en-US" w:eastAsia="zh-CN"/>
+        </w:rPr>
+      </w:pPr>
+    </w:p>
+    <w:p>
+      <w:pPr>
+        <w:rPr>
+          <w:rFonts w:hint="default"/>
+          <w:lang w:val="en-US" w:eastAsia="zh-CN"/>
+        </w:rPr>
+      </w:pPr>
+    </w:p>
+    <w:p>
+      <w:pPr>
+        <w:rPr>
+          <w:rFonts w:hint="default"/>
+          <w:lang w:val="en-US" w:eastAsia="zh-CN"/>
+        </w:rPr>
+      </w:pPr>
+    </w:p>
+    <w:p>
+      <w:pPr>
+        <w:pStyle w:val="5"/>
+        <w:numPr>
+          <w:ilvl w:val="0"/>
+          <w:numId w:val="5"/>
+        </w:numPr>
+        <w:bidi w:val="0"/>
+        <w:rPr>
+          <w:rFonts w:hint="eastAsia"/>
+          <w:lang w:val="en-US" w:eastAsia="zh-CN"/>
+        </w:rPr>
+      </w:pPr>
+      <w:r>
+        <w:rPr>
+          <w:rFonts w:hint="eastAsia"/>
+          <w:lang w:val="en-US" w:eastAsia="zh-CN"/>
+        </w:rPr>
+        <w:t>参数保存（命令字：0x04）</w:t>
+      </w:r>
+    </w:p>
+    <w:tbl>
+      <w:tblPr>
+        <w:tblStyle w:val="7"/>
+        <w:tblW w:w="8513" w:type="dxa"/>
+        <w:jc w:val="center"/>
+        <w:tblBorders>
+          <w:top w:val="none" w:color="auto" w:sz="0" w:space="0"/>
+          <w:left w:val="none" w:color="auto" w:sz="0" w:space="0"/>
+          <w:bottom w:val="none" w:color="auto" w:sz="0" w:space="0"/>
+          <w:right w:val="none" w:color="auto" w:sz="0" w:space="0"/>
+          <w:insideH w:val="none" w:color="auto" w:sz="0" w:space="0"/>
+          <w:insideV w:val="none" w:color="auto" w:sz="0" w:space="0"/>
+        </w:tblBorders>
+        <w:shd w:val="clear" w:color="auto" w:fill="auto"/>
+        <w:tblLayout w:type="autofit"/>
+        <w:tblCellMar>
+          <w:top w:w="15" w:type="dxa"/>
+          <w:left w:w="15" w:type="dxa"/>
+          <w:bottom w:w="15" w:type="dxa"/>
+          <w:right w:w="15" w:type="dxa"/>
+        </w:tblCellMar>
+      </w:tblPr>
+      <w:tblGrid>
+        <w:gridCol w:w="693"/>
+        <w:gridCol w:w="1611"/>
+        <w:gridCol w:w="1612"/>
+        <w:gridCol w:w="4597"/>
+      </w:tblGrid>
+      <w:tr>
+        <w:tblPrEx>
+          <w:tblBorders>
+            <w:top w:val="none" w:color="auto" w:sz="0" w:space="0"/>
+            <w:left w:val="none" w:color="auto" w:sz="0" w:space="0"/>
+            <w:bottom w:val="none" w:color="auto" w:sz="0" w:space="0"/>
+            <w:right w:val="none" w:color="auto" w:sz="0" w:space="0"/>
+            <w:insideH w:val="none" w:color="auto" w:sz="0" w:space="0"/>
+            <w:insideV w:val="none" w:color="auto" w:sz="0" w:space="0"/>
+          </w:tblBorders>
+          <w:shd w:val="clear" w:color="auto" w:fill="auto"/>
+          <w:tblCellMar>
+            <w:top w:w="15" w:type="dxa"/>
+            <w:left w:w="15" w:type="dxa"/>
+            <w:bottom w:w="15" w:type="dxa"/>
+            <w:right w:w="15" w:type="dxa"/>
+          </w:tblCellMar>
+        </w:tblPrEx>
+        <w:trPr>
+          <w:trHeight w:val="0" w:hRule="atLeast"/>
+          <w:tblHeader/>
+          <w:jc w:val="center"/>
+        </w:trPr>
+        <w:tc>
+          <w:tcPr>
+            <w:tcW w:w="693" w:type="dxa"/>
+            <w:tcBorders>
+              <w:top w:val="single" w:color="auto" w:sz="4" w:space="0"/>
+              <w:left w:val="single" w:color="auto" w:sz="4" w:space="0"/>
+              <w:bottom w:val="single" w:color="auto" w:sz="4" w:space="0"/>
+              <w:right w:val="single" w:color="auto" w:sz="4" w:space="0"/>
+            </w:tcBorders>
+            <w:shd w:val="clear" w:color="auto" w:fill="E5F2FC"/>
+            <w:tcMar>
+              <w:top w:w="53" w:type="dxa"/>
+              <w:left w:w="105" w:type="dxa"/>
+              <w:bottom w:w="53" w:type="dxa"/>
+              <w:right w:w="105" w:type="dxa"/>
+            </w:tcMar>
+            <w:vAlign w:val="center"/>
+          </w:tcPr>
+          <w:p>
+            <w:pPr>
+              <w:keepNext w:val="0"/>
+              <w:keepLines w:val="0"/>
+              <w:widowControl/>
+              <w:suppressLineNumbers w:val="0"/>
+              <w:snapToGrid w:val="0"/>
+              <w:spacing w:line="240" w:lineRule="auto"/>
+              <w:ind w:left="0" w:leftChars="0" w:right="0" w:rightChars="0" w:firstLine="0" w:firstLineChars="0"/>
+              <w:jc w:val="center"/>
+              <w:rPr>
+                <w:rFonts w:hint="default" w:ascii="Segoe UI Variable Display" w:hAnsi="Segoe UI Variable Display" w:eastAsia="Segoe UI Variable Display" w:cs="Segoe UI Variable Display"/>
+                <w:b/>
+                <w:bCs w:val="0"/>
+                <w:caps w:val="0"/>
+                <w:spacing w:val="0"/>
+                <w:kern w:val="0"/>
+                <w:sz w:val="24"/>
+                <w:szCs w:val="24"/>
+                <w:lang w:val="en-US" w:eastAsia="zh-CN" w:bidi="ar"/>
+              </w:rPr>
+            </w:pPr>
+            <w:r>
+              <w:rPr>
+                <w:rFonts w:hint="eastAsia" w:ascii="Segoe UI Variable Display" w:hAnsi="Segoe UI Variable Display" w:eastAsia="Segoe UI Variable Display" w:cs="Segoe UI Variable Display"/>
+                <w:b/>
+                <w:bCs w:val="0"/>
+                <w:caps w:val="0"/>
+                <w:spacing w:val="0"/>
+                <w:kern w:val="0"/>
+                <w:sz w:val="24"/>
+                <w:szCs w:val="24"/>
+                <w:lang w:val="en-US" w:eastAsia="zh-CN" w:bidi="ar"/>
+              </w:rPr>
+              <w:t>序号</w:t>
+            </w:r>
+          </w:p>
+        </w:tc>
+        <w:tc>
+          <w:tcPr>
+            <w:tcW w:w="1611" w:type="dxa"/>
+            <w:tcBorders>
+              <w:top w:val="single" w:color="auto" w:sz="4" w:space="0"/>
+              <w:left w:val="single" w:color="auto" w:sz="4" w:space="0"/>
+              <w:bottom w:val="single" w:color="auto" w:sz="4" w:space="0"/>
+              <w:right w:val="single" w:color="auto" w:sz="4" w:space="0"/>
+            </w:tcBorders>
+            <w:shd w:val="clear" w:color="auto" w:fill="E5F2FC"/>
+            <w:tcMar>
+              <w:top w:w="53" w:type="dxa"/>
+              <w:left w:w="105" w:type="dxa"/>
+              <w:bottom w:w="53" w:type="dxa"/>
+              <w:right w:w="105" w:type="dxa"/>
+            </w:tcMar>
+            <w:vAlign w:val="center"/>
+          </w:tcPr>
+          <w:p>
+            <w:pPr>
+              <w:keepNext w:val="0"/>
+              <w:keepLines w:val="0"/>
+              <w:widowControl/>
+              <w:suppressLineNumbers w:val="0"/>
+              <w:snapToGrid w:val="0"/>
+              <w:spacing w:line="240" w:lineRule="auto"/>
+              <w:ind w:left="0" w:leftChars="0" w:right="0" w:rightChars="0" w:firstLine="0" w:firstLineChars="0"/>
+              <w:jc w:val="center"/>
+              <w:rPr>
+                <w:rFonts w:ascii="Segoe UI Variable Display" w:hAnsi="Segoe UI Variable Display" w:eastAsia="Segoe UI Variable Display" w:cs="Segoe UI Variable Display"/>
+                <w:b/>
+                <w:bCs w:val="0"/>
+                <w:caps w:val="0"/>
+                <w:spacing w:val="0"/>
+                <w:sz w:val="24"/>
+              </w:rPr>
+            </w:pPr>
+            <w:r>
+              <w:rPr>
+                <w:rFonts w:hint="default" w:ascii="Segoe UI Variable Display" w:hAnsi="Segoe UI Variable Display" w:eastAsia="Segoe UI Variable Display" w:cs="Segoe UI Variable Display"/>
+                <w:b/>
+                <w:bCs w:val="0"/>
+                <w:caps w:val="0"/>
+                <w:spacing w:val="0"/>
+                <w:kern w:val="0"/>
+                <w:sz w:val="24"/>
+                <w:szCs w:val="24"/>
+                <w:lang w:val="en-US" w:eastAsia="zh-CN" w:bidi="ar"/>
+              </w:rPr>
+              <w:t>字段名称</w:t>
+            </w:r>
+          </w:p>
+        </w:tc>
+        <w:tc>
+          <w:tcPr>
+            <w:tcW w:w="1612" w:type="dxa"/>
+            <w:tcBorders>
+              <w:top w:val="single" w:color="auto" w:sz="4" w:space="0"/>
+              <w:left w:val="single" w:color="auto" w:sz="4" w:space="0"/>
+              <w:bottom w:val="single" w:color="auto" w:sz="4" w:space="0"/>
+              <w:right w:val="single" w:color="auto" w:sz="4" w:space="0"/>
+            </w:tcBorders>
+            <w:shd w:val="clear" w:color="auto" w:fill="E5F2FC"/>
+            <w:tcMar>
+              <w:top w:w="53" w:type="dxa"/>
+              <w:left w:w="105" w:type="dxa"/>
+              <w:bottom w:w="53" w:type="dxa"/>
+              <w:right w:w="105" w:type="dxa"/>
+            </w:tcMar>
+            <w:vAlign w:val="center"/>
+          </w:tcPr>
+          <w:p>
+            <w:pPr>
+              <w:keepNext w:val="0"/>
+              <w:keepLines w:val="0"/>
+              <w:widowControl/>
+              <w:suppressLineNumbers w:val="0"/>
+              <w:snapToGrid w:val="0"/>
+              <w:spacing w:line="240" w:lineRule="auto"/>
+              <w:ind w:left="0" w:leftChars="0" w:right="0" w:rightChars="0" w:firstLine="0" w:firstLineChars="0"/>
+              <w:jc w:val="center"/>
+              <w:rPr>
+                <w:rFonts w:hint="default" w:ascii="Segoe UI Variable Display" w:hAnsi="Segoe UI Variable Display" w:eastAsia="Segoe UI Variable Display" w:cs="Segoe UI Variable Display"/>
+                <w:b/>
+                <w:bCs w:val="0"/>
+                <w:caps w:val="0"/>
+                <w:spacing w:val="0"/>
+                <w:sz w:val="24"/>
+              </w:rPr>
+            </w:pPr>
+            <w:r>
+              <w:rPr>
+                <w:rFonts w:hint="default" w:ascii="Segoe UI Variable Display" w:hAnsi="Segoe UI Variable Display" w:eastAsia="Segoe UI Variable Display" w:cs="Segoe UI Variable Display"/>
+                <w:b/>
+                <w:bCs w:val="0"/>
+                <w:caps w:val="0"/>
+                <w:spacing w:val="0"/>
+                <w:kern w:val="0"/>
+                <w:sz w:val="24"/>
+                <w:szCs w:val="24"/>
+                <w:lang w:val="en-US" w:eastAsia="zh-CN" w:bidi="ar"/>
+              </w:rPr>
+              <w:t>长度（Byte）</w:t>
+            </w:r>
+          </w:p>
+        </w:tc>
+        <w:tc>
+          <w:tcPr>
+            <w:tcW w:w="4597" w:type="dxa"/>
+            <w:tcBorders>
+              <w:top w:val="single" w:color="auto" w:sz="4" w:space="0"/>
+              <w:left w:val="single" w:color="auto" w:sz="4" w:space="0"/>
+              <w:bottom w:val="single" w:color="auto" w:sz="4" w:space="0"/>
+              <w:right w:val="single" w:color="auto" w:sz="4" w:space="0"/>
+            </w:tcBorders>
+            <w:shd w:val="clear" w:color="auto" w:fill="E5F2FC"/>
+            <w:tcMar>
+              <w:top w:w="53" w:type="dxa"/>
+              <w:left w:w="105" w:type="dxa"/>
+              <w:bottom w:w="53" w:type="dxa"/>
+              <w:right w:w="105" w:type="dxa"/>
+            </w:tcMar>
+            <w:vAlign w:val="center"/>
+          </w:tcPr>
+          <w:p>
+            <w:pPr>
+              <w:keepNext w:val="0"/>
+              <w:keepLines w:val="0"/>
+              <w:widowControl/>
+              <w:suppressLineNumbers w:val="0"/>
+              <w:snapToGrid w:val="0"/>
+              <w:spacing w:line="240" w:lineRule="auto"/>
+              <w:ind w:left="0" w:leftChars="0" w:right="0" w:rightChars="0" w:firstLine="0" w:firstLineChars="0"/>
+              <w:jc w:val="center"/>
+              <w:rPr>
+                <w:rFonts w:hint="default" w:ascii="Segoe UI Variable Display" w:hAnsi="Segoe UI Variable Display" w:eastAsia="Segoe UI Variable Display" w:cs="Segoe UI Variable Display"/>
+                <w:b/>
+                <w:bCs w:val="0"/>
+                <w:caps w:val="0"/>
+                <w:spacing w:val="0"/>
+                <w:sz w:val="24"/>
+              </w:rPr>
+            </w:pPr>
+            <w:r>
+              <w:rPr>
+                <w:rFonts w:hint="eastAsia" w:ascii="Segoe UI Variable Display" w:hAnsi="Segoe UI Variable Display" w:eastAsia="Segoe UI Variable Display" w:cs="Segoe UI Variable Display"/>
+                <w:b/>
+                <w:bCs w:val="0"/>
+                <w:caps w:val="0"/>
+                <w:spacing w:val="0"/>
+                <w:kern w:val="0"/>
+                <w:sz w:val="24"/>
+                <w:szCs w:val="24"/>
+                <w:lang w:val="en-US" w:eastAsia="zh-CN" w:bidi="ar"/>
+              </w:rPr>
+              <w:t>功能简介</w:t>
+            </w:r>
+          </w:p>
+        </w:tc>
+      </w:tr>
+      <w:tr>
+        <w:tblPrEx>
+          <w:tblBorders>
+            <w:top w:val="none" w:color="auto" w:sz="0" w:space="0"/>
+            <w:left w:val="none" w:color="auto" w:sz="0" w:space="0"/>
+            <w:bottom w:val="none" w:color="auto" w:sz="0" w:space="0"/>
+            <w:right w:val="none" w:color="auto" w:sz="0" w:space="0"/>
+            <w:insideH w:val="none" w:color="auto" w:sz="0" w:space="0"/>
+            <w:insideV w:val="none" w:color="auto" w:sz="0" w:space="0"/>
+          </w:tblBorders>
+          <w:tblCellMar>
+            <w:top w:w="15" w:type="dxa"/>
+            <w:left w:w="15" w:type="dxa"/>
+            <w:bottom w:w="15" w:type="dxa"/>
+            <w:right w:w="15" w:type="dxa"/>
+          </w:tblCellMar>
+        </w:tblPrEx>
+        <w:trPr>
+          <w:trHeight w:val="90" w:hRule="atLeast"/>
+          <w:jc w:val="center"/>
+        </w:trPr>
+        <w:tc>
+          <w:tcPr>
+            <w:tcW w:w="693" w:type="dxa"/>
+            <w:tcBorders>
+              <w:top w:val="single" w:color="auto" w:sz="4" w:space="0"/>
+              <w:left w:val="single" w:color="auto" w:sz="4" w:space="0"/>
+              <w:bottom w:val="single" w:color="auto" w:sz="4" w:space="0"/>
+              <w:right w:val="single" w:color="auto" w:sz="4" w:space="0"/>
+            </w:tcBorders>
+            <w:shd w:val="clear" w:color="auto" w:fill="auto"/>
+            <w:tcMar>
+              <w:top w:w="53" w:type="dxa"/>
+              <w:left w:w="105" w:type="dxa"/>
+              <w:bottom w:w="53" w:type="dxa"/>
+              <w:right w:w="105" w:type="dxa"/>
+            </w:tcMar>
+            <w:vAlign w:val="center"/>
+          </w:tcPr>
+          <w:p>
+            <w:pPr>
+              <w:keepNext w:val="0"/>
+              <w:keepLines w:val="0"/>
+              <w:widowControl/>
+              <w:suppressLineNumbers w:val="0"/>
+              <w:snapToGrid w:val="0"/>
+              <w:spacing w:line="240" w:lineRule="auto"/>
+              <w:ind w:left="0" w:leftChars="0" w:right="0" w:rightChars="0" w:firstLine="0" w:firstLineChars="0"/>
+              <w:jc w:val="center"/>
+              <w:rPr>
+                <w:rFonts w:hint="default" w:ascii="Segoe UI Variable Display" w:hAnsi="Segoe UI Variable Display" w:eastAsia="Segoe UI Variable Display" w:cs="Segoe UI Variable Display"/>
+                <w:b w:val="0"/>
+                <w:bCs w:val="0"/>
+                <w:caps w:val="0"/>
+                <w:spacing w:val="0"/>
+                <w:kern w:val="0"/>
+                <w:sz w:val="24"/>
+                <w:szCs w:val="24"/>
+                <w:lang w:val="en-US" w:eastAsia="zh-CN" w:bidi="ar"/>
+              </w:rPr>
+            </w:pPr>
+            <w:r>
+              <w:rPr>
+                <w:rFonts w:hint="eastAsia" w:ascii="Segoe UI Variable Display" w:hAnsi="Segoe UI Variable Display" w:eastAsia="Segoe UI Variable Display" w:cs="Segoe UI Variable Display"/>
+                <w:b w:val="0"/>
+                <w:bCs w:val="0"/>
+                <w:caps w:val="0"/>
+                <w:spacing w:val="0"/>
+                <w:kern w:val="0"/>
+                <w:sz w:val="24"/>
+                <w:szCs w:val="24"/>
+                <w:lang w:val="en-US" w:eastAsia="zh-CN" w:bidi="ar"/>
+              </w:rPr>
+              <w:t>1</w:t>
+            </w:r>
+          </w:p>
+        </w:tc>
+        <w:tc>
+          <w:tcPr>
+            <w:tcW w:w="1611" w:type="dxa"/>
+            <w:tcBorders>
+              <w:top w:val="single" w:color="auto" w:sz="4" w:space="0"/>
+              <w:left w:val="single" w:color="auto" w:sz="4" w:space="0"/>
+              <w:bottom w:val="single" w:color="auto" w:sz="4" w:space="0"/>
+              <w:right w:val="single" w:color="auto" w:sz="4" w:space="0"/>
+            </w:tcBorders>
+            <w:shd w:val="clear" w:color="auto" w:fill="auto"/>
+            <w:tcMar>
+              <w:top w:w="53" w:type="dxa"/>
+              <w:left w:w="105" w:type="dxa"/>
+              <w:bottom w:w="53" w:type="dxa"/>
+              <w:right w:w="105" w:type="dxa"/>
+            </w:tcMar>
+            <w:vAlign w:val="center"/>
+          </w:tcPr>
+          <w:p>
+            <w:pPr>
+              <w:keepNext w:val="0"/>
+              <w:keepLines w:val="0"/>
+              <w:widowControl/>
+              <w:suppressLineNumbers w:val="0"/>
+              <w:snapToGrid w:val="0"/>
+              <w:spacing w:line="240" w:lineRule="auto"/>
+              <w:ind w:left="0" w:leftChars="0" w:right="0" w:rightChars="0" w:firstLine="0" w:firstLineChars="0"/>
+              <w:jc w:val="center"/>
+              <w:rPr>
+                <w:rFonts w:hint="default" w:ascii="Segoe UI Variable Display" w:hAnsi="Segoe UI Variable Display" w:eastAsia="宋体" w:cs="Segoe UI Variable Display"/>
+                <w:b w:val="0"/>
+                <w:bCs w:val="0"/>
+                <w:caps w:val="0"/>
+                <w:spacing w:val="0"/>
+                <w:sz w:val="24"/>
+                <w:lang w:val="en-US" w:eastAsia="zh-CN"/>
+              </w:rPr>
+            </w:pPr>
+            <w:r>
+              <w:rPr>
+                <w:rFonts w:hint="eastAsia" w:ascii="Segoe UI Variable Display" w:hAnsi="Segoe UI Variable Display" w:eastAsia="宋体" w:cs="Segoe UI Variable Display"/>
+                <w:b w:val="0"/>
+                <w:bCs w:val="0"/>
+                <w:caps w:val="0"/>
+                <w:spacing w:val="0"/>
+                <w:sz w:val="24"/>
+                <w:lang w:val="en-US" w:eastAsia="zh-CN"/>
+              </w:rPr>
+              <w:t>无</w:t>
+            </w:r>
+          </w:p>
+        </w:tc>
+        <w:tc>
+          <w:tcPr>
+            <w:tcW w:w="1612" w:type="dxa"/>
+            <w:tcBorders>
+              <w:top w:val="single" w:color="auto" w:sz="4" w:space="0"/>
+              <w:left w:val="single" w:color="auto" w:sz="4" w:space="0"/>
+              <w:bottom w:val="single" w:color="auto" w:sz="4" w:space="0"/>
+              <w:right w:val="single" w:color="auto" w:sz="4" w:space="0"/>
+            </w:tcBorders>
+            <w:shd w:val="clear" w:color="auto" w:fill="auto"/>
+            <w:tcMar>
+              <w:top w:w="53" w:type="dxa"/>
+              <w:left w:w="105" w:type="dxa"/>
+              <w:bottom w:w="53" w:type="dxa"/>
+              <w:right w:w="105" w:type="dxa"/>
+            </w:tcMar>
+            <w:vAlign w:val="center"/>
+          </w:tcPr>
+          <w:p>
+            <w:pPr>
+              <w:keepNext w:val="0"/>
+              <w:keepLines w:val="0"/>
+              <w:widowControl/>
+              <w:suppressLineNumbers w:val="0"/>
+              <w:snapToGrid w:val="0"/>
+              <w:spacing w:line="240" w:lineRule="auto"/>
+              <w:ind w:left="0" w:leftChars="0" w:right="0" w:rightChars="0" w:firstLine="0" w:firstLineChars="0"/>
+              <w:jc w:val="center"/>
+              <w:rPr>
+                <w:rFonts w:hint="default" w:ascii="Segoe UI Variable Display" w:hAnsi="Segoe UI Variable Display" w:eastAsia="Segoe UI Variable Display" w:cs="Segoe UI Variable Display"/>
+                <w:b w:val="0"/>
+                <w:bCs w:val="0"/>
+                <w:caps w:val="0"/>
+                <w:spacing w:val="0"/>
+                <w:sz w:val="24"/>
+              </w:rPr>
+            </w:pPr>
+            <w:r>
+              <w:rPr>
+                <w:rFonts w:hint="eastAsia" w:ascii="Segoe UI Variable Display" w:hAnsi="Segoe UI Variable Display" w:eastAsia="Segoe UI Variable Display" w:cs="Segoe UI Variable Display"/>
+                <w:b w:val="0"/>
+                <w:bCs w:val="0"/>
+                <w:caps w:val="0"/>
+                <w:spacing w:val="0"/>
+                <w:kern w:val="0"/>
+                <w:sz w:val="24"/>
+                <w:szCs w:val="24"/>
+                <w:lang w:val="en-US" w:eastAsia="zh-CN" w:bidi="ar"/>
+              </w:rPr>
+              <w:t>1</w:t>
+            </w:r>
+          </w:p>
+        </w:tc>
+        <w:tc>
+          <w:tcPr>
+            <w:tcW w:w="4597" w:type="dxa"/>
+            <w:tcBorders>
+              <w:top w:val="single" w:color="auto" w:sz="4" w:space="0"/>
+              <w:left w:val="single" w:color="auto" w:sz="4" w:space="0"/>
+              <w:bottom w:val="single" w:color="auto" w:sz="4" w:space="0"/>
+              <w:right w:val="single" w:color="auto" w:sz="4" w:space="0"/>
+            </w:tcBorders>
+            <w:shd w:val="clear" w:color="auto" w:fill="auto"/>
+            <w:tcMar>
+              <w:top w:w="53" w:type="dxa"/>
+              <w:left w:w="105" w:type="dxa"/>
+              <w:bottom w:w="53" w:type="dxa"/>
+              <w:right w:w="105" w:type="dxa"/>
+            </w:tcMar>
+            <w:vAlign w:val="center"/>
+          </w:tcPr>
+          <w:p>
+            <w:pPr>
+              <w:keepNext w:val="0"/>
+              <w:keepLines w:val="0"/>
+              <w:widowControl/>
+              <w:suppressLineNumbers w:val="0"/>
+              <w:snapToGrid w:val="0"/>
+              <w:spacing w:line="240" w:lineRule="auto"/>
+              <w:ind w:left="0" w:leftChars="0" w:right="0" w:rightChars="0" w:firstLine="0" w:firstLineChars="0"/>
+              <w:jc w:val="left"/>
+              <w:rPr>
+                <w:rFonts w:hint="default" w:ascii="Segoe UI Variable Display" w:hAnsi="Segoe UI Variable Display" w:eastAsia="宋体" w:cs="Segoe UI Variable Display"/>
+                <w:b w:val="0"/>
+                <w:bCs w:val="0"/>
+                <w:caps w:val="0"/>
+                <w:spacing w:val="0"/>
+                <w:sz w:val="24"/>
+                <w:lang w:val="en-US" w:eastAsia="zh-CN"/>
+              </w:rPr>
+            </w:pPr>
+            <w:r>
+              <w:rPr>
+                <w:rFonts w:hint="eastAsia" w:ascii="Segoe UI Variable Display" w:hAnsi="Segoe UI Variable Display" w:eastAsia="宋体" w:cs="Segoe UI Variable Display"/>
+                <w:b w:val="0"/>
+                <w:bCs w:val="0"/>
+                <w:caps w:val="0"/>
+                <w:spacing w:val="0"/>
+                <w:sz w:val="24"/>
+                <w:lang w:val="en-US" w:eastAsia="zh-CN"/>
+              </w:rPr>
+              <w:t>固定发送：0xFF</w:t>
+            </w:r>
+          </w:p>
+        </w:tc>
+      </w:tr>
+    </w:tbl>
+    <w:p>
+      <w:pPr>
+        <w:rPr>
+          <w:rFonts w:hint="default"/>
+          <w:lang w:val="en-US" w:eastAsia="zh-CN"/>
+        </w:rPr>
+      </w:pPr>
+      <w:bookmarkStart w:id="0" w:name="_GoBack"/>
+      <w:bookmarkEnd w:id="0"/>
     </w:p>
     <w:sectPr>
       <w:pgSz w:w="11906" w:h="16838"/>
